--- a/Caso de la bodega.docx
+++ b/Caso de la bodega.docx
@@ -374,7 +374,7 @@
           <w:lang w:val="es-MX"/>
         </w:rPr>
         <w:drawing>
-          <wp:inline distT="0" distB="0" distL="0" distR="0" wp14:anchorId="62040AFF" wp14:editId="569BE2B1">
+          <wp:inline distT="0" distB="0" distL="0" distR="0" wp14:anchorId="62040AFF" wp14:editId="29FD8501">
             <wp:extent cx="5400040" cy="3150235"/>
             <wp:effectExtent l="0" t="0" r="10160" b="0"/>
             <wp:docPr id="1" name="Diagrama 1"/>
@@ -2392,7 +2392,21 @@
       </dgm:t>
     </dgm:pt>
     <dgm:pt modelId="{E535D30A-4A27-42F1-85A5-2C163889E6CA}" type="asst">
-      <dgm:prSet phldrT="[Texto]" phldr="1"/>
+      <dgm:prSet phldrT="[Texto]"/>
+      <dgm:spPr/>
+      <dgm:t>
+        <a:bodyPr/>
+        <a:lstStyle/>
+        <a:p>
+          <a:r>
+            <a:rPr lang="es-PE"/>
+            <a:t>Fallos en los calculos</a:t>
+          </a:r>
+        </a:p>
+      </dgm:t>
+    </dgm:pt>
+    <dgm:pt modelId="{0D4931DB-E246-4231-8696-C1F558940743}" type="parTrans" cxnId="{4431E608-E474-4191-97D0-0FD1DA0AF0D9}">
+      <dgm:prSet/>
       <dgm:spPr/>
       <dgm:t>
         <a:bodyPr/>
@@ -2402,7 +2416,7 @@
         </a:p>
       </dgm:t>
     </dgm:pt>
-    <dgm:pt modelId="{0D4931DB-E246-4231-8696-C1F558940743}" type="parTrans" cxnId="{4431E608-E474-4191-97D0-0FD1DA0AF0D9}">
+    <dgm:pt modelId="{32EF0F48-6EAC-4A73-AB7A-5C1C902DB839}" type="sibTrans" cxnId="{4431E608-E474-4191-97D0-0FD1DA0AF0D9}">
       <dgm:prSet/>
       <dgm:spPr/>
       <dgm:t>
@@ -2413,28 +2427,17 @@
         </a:p>
       </dgm:t>
     </dgm:pt>
-    <dgm:pt modelId="{32EF0F48-6EAC-4A73-AB7A-5C1C902DB839}" type="sibTrans" cxnId="{4431E608-E474-4191-97D0-0FD1DA0AF0D9}">
-      <dgm:prSet/>
+    <dgm:pt modelId="{955FE3EE-4878-428C-A4D9-C63DDA622132}" type="asst">
+      <dgm:prSet phldrT="[Texto]"/>
       <dgm:spPr/>
       <dgm:t>
         <a:bodyPr/>
         <a:lstStyle/>
         <a:p>
-          <a:endParaRPr lang="es-PE"/>
-        </a:p>
-      </dgm:t>
-    </dgm:pt>
-    <dgm:pt modelId="{955FE3EE-4878-428C-A4D9-C63DDA622132}" type="asst">
-      <dgm:prSet phldrT="[Texto]"/>
-      <dgm:spPr/>
-      <dgm:t>
-        <a:bodyPr/>
-        <a:lstStyle/>
-        <a:p>
-          <a:br>
+          <a:r>
             <a:rPr lang="es-PE"/>
-          </a:br>
-          <a:endParaRPr lang="es-PE"/>
+            <a:t>Duplicacion de datos</a:t>
+          </a:r>
         </a:p>
       </dgm:t>
     </dgm:pt>
@@ -2509,7 +2512,10 @@
           <a:br>
             <a:rPr lang="es-PE"/>
           </a:br>
-          <a:endParaRPr lang="es-PE"/>
+          <a:r>
+            <a:rPr lang="es-PE"/>
+            <a:t>Fallos en calculos para el monto a dar al cliente</a:t>
+          </a:r>
         </a:p>
       </dgm:t>
     </dgm:pt>
@@ -2545,7 +2551,10 @@
           <a:br>
             <a:rPr lang="es-PE"/>
           </a:br>
-          <a:endParaRPr lang="es-PE"/>
+          <a:r>
+            <a:rPr lang="es-PE"/>
+            <a:t>Descarte y reemplazo de productos</a:t>
+          </a:r>
         </a:p>
       </dgm:t>
     </dgm:pt>
@@ -2581,7 +2590,10 @@
           <a:br>
             <a:rPr lang="es-PE"/>
           </a:br>
-          <a:endParaRPr lang="es-PE"/>
+          <a:r>
+            <a:rPr lang="es-PE"/>
+            <a:t>Dificultad a la hora de saber preferencias en los clientes</a:t>
+          </a:r>
         </a:p>
       </dgm:t>
     </dgm:pt>
@@ -3796,10 +3808,10 @@
             </a:spcAft>
             <a:buNone/>
           </a:pPr>
-          <a:br>
+          <a:r>
             <a:rPr lang="es-PE" sz="600" kern="1200"/>
-          </a:br>
-          <a:endParaRPr lang="es-PE" sz="600" kern="1200"/>
+            <a:t>Duplicacion de datos</a:t>
+          </a:r>
         </a:p>
       </dsp:txBody>
       <dsp:txXfrm>
@@ -3958,7 +3970,10 @@
           <a:br>
             <a:rPr lang="es-PE" sz="600" kern="1200"/>
           </a:br>
-          <a:endParaRPr lang="es-PE" sz="600" kern="1200"/>
+          <a:r>
+            <a:rPr lang="es-PE" sz="600" kern="1200"/>
+            <a:t>Fallos en calculos para el monto a dar al cliente</a:t>
+          </a:r>
         </a:p>
       </dsp:txBody>
       <dsp:txXfrm>
@@ -4036,7 +4051,10 @@
           <a:br>
             <a:rPr lang="es-PE" sz="600" kern="1200"/>
           </a:br>
-          <a:endParaRPr lang="es-PE" sz="600" kern="1200"/>
+          <a:r>
+            <a:rPr lang="es-PE" sz="600" kern="1200"/>
+            <a:t>Descarte y reemplazo de productos</a:t>
+          </a:r>
         </a:p>
       </dsp:txBody>
       <dsp:txXfrm>
@@ -4114,7 +4132,10 @@
           <a:br>
             <a:rPr lang="es-PE" sz="600" kern="1200"/>
           </a:br>
-          <a:endParaRPr lang="es-PE" sz="600" kern="1200"/>
+          <a:r>
+            <a:rPr lang="es-PE" sz="600" kern="1200"/>
+            <a:t>Dificultad a la hora de saber preferencias en los clientes</a:t>
+          </a:r>
         </a:p>
       </dsp:txBody>
       <dsp:txXfrm>
@@ -4270,7 +4291,10 @@
             </a:spcAft>
             <a:buNone/>
           </a:pPr>
-          <a:endParaRPr lang="es-PE" sz="600" kern="1200"/>
+          <a:r>
+            <a:rPr lang="es-PE" sz="600" kern="1200"/>
+            <a:t>Fallos en los calculos</a:t>
+          </a:r>
         </a:p>
       </dsp:txBody>
       <dsp:txXfrm>
